--- a/Science Books/Evolution/11 - Sex - Evolutions Most Expensive Habit.docx
+++ b/Science Books/Evolution/11 - Sex - Evolutions Most Expensive Habit.docx
@@ -5,6 +5,8 @@
     <w:p>
       <w:pPr>
         <w:pStyle w:val="Title"/>
+        <w:ind w:left="0" w:right="0" w:firstLine="0"/>
+        <w:jc w:val="center"/>
       </w:pPr>
       <w:r>
         <w:t>Life: Science for Everyone</w:t>
@@ -13,6 +15,8 @@
     <w:p>
       <w:pPr>
         <w:pStyle w:val="Heading1"/>
+        <w:ind w:left="0" w:right="0" w:firstLine="0"/>
+        <w:jc w:val="center"/>
       </w:pPr>
       <w:r>
         <w:t>Chapter 11</w:t>
@@ -21,6 +25,8 @@
     <w:p>
       <w:pPr>
         <w:pStyle w:val="Heading1"/>
+        <w:ind w:left="0" w:right="0" w:firstLine="0"/>
+        <w:jc w:val="center"/>
       </w:pPr>
       <w:r>
         <w:t>Sex: Evolution's Most Expensive Habit</w:t>
@@ -29,121 +35,293 @@
     <w:p>
       <w:pPr>
         <w:pStyle w:val="Heading1"/>
+        <w:ind w:left="0" w:right="0" w:firstLine="0"/>
+        <w:jc w:val="center"/>
       </w:pPr>
       <w:r>
         <w:t>The Twofold Cost</w:t>
       </w:r>
     </w:p>
     <w:p>
-      <w:pPr/>
+      <w:pPr>
+        <w:ind w:left="0" w:right="0" w:firstLine="0"/>
+        <w:jc w:val="center"/>
+      </w:pPr>
       <w:r>
-        <w:t>Imagine two kinds of female, identical in every way except one.</w:t>
+        <w:t>Picture two female animals that are identical in every way but one.</w:t>
       </w:r>
-    </w:p>
-    <w:p>
-      <w:pPr/>
       <w:r>
-        <w:t>One reproduces asexually. Every offspring is a daughter, a copy of herself, at full speed.</w:t>
+        <w:br/>
+        <w:br/>
+        <w:t xml:space="preserve">The first reproduces </w:t>
       </w:r>
-    </w:p>
-    <w:p>
-      <w:pPr/>
       <w:r>
-        <w:t>The other reproduces sexually. Half her offspring are sons, who cannot themselves give birth, and every daughter carries only half her genes, the other half coming from a mate.</w:t>
+        <w:rPr>
+          <w:b/>
+        </w:rPr>
+        <w:t>asexually</w:t>
       </w:r>
-    </w:p>
-    <w:p>
-      <w:pPr/>
       <w:r>
-        <w:t>Run the two populations forward a few generations and the asexual line grows twice as fast.</w:t>
+        <w:t>, meaning she makes offspring alone, with no partner needed.</w:t>
       </w:r>
-    </w:p>
-    <w:p>
-      <w:pPr/>
       <w:r>
-        <w:t>This is not a folk observation. It was worked out precisely by the biologist John Maynard Smith and is usually called the twofold cost of sex, or sometimes the cost of males.</w:t>
+        <w:br/>
+        <w:br/>
+        <w:t>Every one of her offspring is a daughter, an exact copy of her.</w:t>
       </w:r>
-    </w:p>
-    <w:p>
-      <w:pPr/>
       <w:r>
-        <w:t>Sex is, on the arithmetic alone, a strange thing for evolution to have kept.</w:t>
+        <w:br/>
+        <w:br/>
+        <w:t>She can do this at full speed.</w:t>
       </w:r>
-    </w:p>
-    <w:p>
-      <w:pPr/>
       <w:r>
-        <w:t>And yet it is nearly everywhere. Most animals you can name, most plants, most fungi, reproduce sexually at least some of the time. Explaining why has occupied evolutionary biologists for over a century.</w:t>
+        <w:br/>
+        <w:br/>
+        <w:t>The second female reproduces sexually instead.</w:t>
+      </w:r>
+      <w:r>
+        <w:br/>
+        <w:br/>
+        <w:t>She needs a mate, and only half her offspring, the daughters, can have offspring of their own.</w:t>
+      </w:r>
+      <w:r>
+        <w:br/>
+        <w:br/>
+        <w:t>Worse, each of those daughters carries only half her genes.</w:t>
+      </w:r>
+      <w:r>
+        <w:br/>
+        <w:br/>
+        <w:t>The other half comes from the mate.</w:t>
+      </w:r>
+      <w:r>
+        <w:br/>
+        <w:br/>
+        <w:t>Let both kinds of female breed for a few generations, with nothing else different between them.</w:t>
+      </w:r>
+      <w:r>
+        <w:br/>
+        <w:br/>
+        <w:t>The asexual line grows twice as fast, simply because every one of her offspring can also reproduce on her own.</w:t>
+      </w:r>
+      <w:r>
+        <w:br/>
+        <w:br/>
+        <w:t>This is not just a hunch.</w:t>
+      </w:r>
+      <w:r>
+        <w:br/>
+        <w:br/>
+        <w:t>The biologist John Maynard Smith worked out the numbers precisely.</w:t>
+      </w:r>
+      <w:r>
+        <w:br/>
+        <w:br/>
+        <w:t xml:space="preserve">He called it the </w:t>
+      </w:r>
+      <w:r>
+        <w:rPr>
+          <w:b/>
+        </w:rPr>
+        <w:t>twofold cost of sex</w:t>
+      </w:r>
+      <w:r>
+        <w:t>, sometimes nicknamed the cost of males.</w:t>
+      </w:r>
+      <w:r>
+        <w:br/>
+        <w:br/>
+        <w:t>By this arithmetic, sex looks like a strange thing for evolution to have kept around.</w:t>
+      </w:r>
+      <w:r>
+        <w:br/>
+        <w:br/>
+        <w:t>And yet sex is almost everywhere you look.</w:t>
+      </w:r>
+      <w:r>
+        <w:br/>
+        <w:br/>
+        <w:t>Most animals, most plants, and most fungi reproduce sexually, at least some of the time.</w:t>
+      </w:r>
+      <w:r>
+        <w:br/>
+        <w:br/>
+        <w:t>Figuring out why has kept evolutionary biologists busy for more than a century.</w:t>
       </w:r>
     </w:p>
     <w:p>
       <w:pPr>
         <w:pStyle w:val="Heading1"/>
+        <w:ind w:left="0" w:right="0" w:firstLine="0"/>
+        <w:jc w:val="center"/>
       </w:pPr>
       <w:r>
         <w:t>Shuffling the Deck</w:t>
       </w:r>
     </w:p>
     <w:p>
-      <w:pPr/>
+      <w:pPr>
+        <w:ind w:left="0" w:right="0" w:firstLine="0"/>
+        <w:jc w:val="center"/>
+      </w:pPr>
       <w:r>
-        <w:t>The most basic answer is that sex mixes genes.</w:t>
+        <w:t>The simplest answer is that sex mixes genes together, like shuffling a deck of cards.</w:t>
       </w:r>
-    </w:p>
-    <w:p>
-      <w:pPr/>
       <w:r>
-        <w:t>Asexual reproduction copies a genome intact. If that genome carries one excellent gene and one mediocre one, every descendant is stuck with both, forever, unless a new mutation happens to fix the mediocre one directly in that lineage.</w:t>
+        <w:br/>
+        <w:br/>
+        <w:t>Asexual reproduction just copies a genome, the full set of an organism's genetic instructions, exactly as it is.</w:t>
       </w:r>
-    </w:p>
-    <w:p>
-      <w:pPr/>
       <w:r>
-        <w:t>Sexual reproduction, through recombination, can put the excellent gene from one parent together with a different excellent gene from the other, in the same offspring, without waiting for both mutations to arise in a single line.</w:t>
+        <w:br/>
+        <w:br/>
+        <w:t>Suppose that genome has one excellent gene and one mediocre one.</w:t>
       </w:r>
-    </w:p>
-    <w:p>
-      <w:pPr/>
       <w:r>
-        <w:t>It can also separate a good gene from a bad one that happened to arise nearby.</w:t>
+        <w:br/>
+        <w:br/>
+        <w:t>Every descendant is stuck with that same pairing, forever.</w:t>
       </w:r>
-    </w:p>
-    <w:p>
-      <w:pPr/>
       <w:r>
-        <w:t>There is a grim flip side to this. Without recombination, a small asexual population accumulates mutations that it can never shed, because there is no way to produce an offspring with fewer harmful mutations than either parent had. Each generation can only equal or worsen the load.</w:t>
+        <w:br/>
+        <w:br/>
+        <w:t>The only way out is a lucky new mutation that happens to fix the mediocre gene directly.</w:t>
       </w:r>
-    </w:p>
-    <w:p>
-      <w:pPr/>
       <w:r>
-        <w:t>This one-way ratchet was described by the geneticist Hermann Muller and is called Muller's ratchet.</w:t>
+        <w:br/>
+        <w:br/>
+        <w:t xml:space="preserve">Sexual reproduction works differently, through a process called </w:t>
       </w:r>
-    </w:p>
-    <w:p>
-      <w:pPr/>
       <w:r>
-        <w:t>Sex breaks the ratchet. A sexual population can, by chance, produce an offspring that inherited the good copies from both parents and none of the bad ones.</w:t>
+        <w:rPr>
+          <w:b/>
+        </w:rPr>
+        <w:t>recombination</w:t>
+      </w:r>
+      <w:r>
+        <w:t>.</w:t>
+      </w:r>
+      <w:r>
+        <w:br/>
+        <w:br/>
+        <w:t>Recombination reshuffles genes from two parents into new combinations.</w:t>
+      </w:r>
+      <w:r>
+        <w:br/>
+        <w:br/>
+        <w:t>It can put an excellent gene from one parent next to a different excellent gene from the other parent.</w:t>
+      </w:r>
+      <w:r>
+        <w:br/>
+        <w:br/>
+        <w:t>Both can then end up in the very same offspring.</w:t>
+      </w:r>
+      <w:r>
+        <w:br/>
+        <w:br/>
+        <w:t>It does not have to wait for both improvements to show up by chance in one family line.</w:t>
+      </w:r>
+      <w:r>
+        <w:br/>
+        <w:br/>
+        <w:t>Recombination can also separate a good gene from a bad one that happened to sit nearby on the same strand of DNA.</w:t>
+      </w:r>
+      <w:r>
+        <w:br/>
+        <w:br/>
+        <w:t>There is a darker side to skipping this shuffle.</w:t>
+      </w:r>
+      <w:r>
+        <w:br/>
+        <w:br/>
+        <w:t>An asexual population slowly builds up harmful mutations that it can never get rid of.</w:t>
+      </w:r>
+      <w:r>
+        <w:br/>
+        <w:br/>
+        <w:t>Why not? Because there is no mate to shuffle with.</w:t>
+      </w:r>
+      <w:r>
+        <w:br/>
+        <w:br/>
+        <w:t>No offspring can end up with fewer harmful mutations than either parent already had.</w:t>
+      </w:r>
+      <w:r>
+        <w:br/>
+        <w:br/>
+        <w:t>Each generation can only stay the same or get worse.</w:t>
+      </w:r>
+      <w:r>
+        <w:br/>
+        <w:br/>
+        <w:t>The geneticist Hermann Muller described this one-way slide.</w:t>
+      </w:r>
+      <w:r>
+        <w:br/>
+        <w:br/>
+        <w:t xml:space="preserve">It is now called </w:t>
+      </w:r>
+      <w:r>
+        <w:rPr>
+          <w:b/>
+        </w:rPr>
+        <w:t>Muller's ratchet</w:t>
+      </w:r>
+      <w:r>
+        <w:t>, after a tool that only turns in one direction.</w:t>
+      </w:r>
+      <w:r>
+        <w:br/>
+        <w:br/>
+        <w:t>Sex breaks the ratchet.</w:t>
+      </w:r>
+      <w:r>
+        <w:br/>
+        <w:br/>
+        <w:t>A sexual population can, purely by chance, produce one offspring that inherited the good copies from both parents.</w:t>
+      </w:r>
+      <w:r>
+        <w:br/>
+        <w:br/>
+        <w:t>That offspring skips the bad copies entirely.</w:t>
       </w:r>
     </w:p>
     <w:p>
       <w:pPr>
         <w:pStyle w:val="Heading1"/>
+        <w:ind w:left="0" w:right="0" w:firstLine="0"/>
+        <w:jc w:val="center"/>
       </w:pPr>
       <w:r>
         <w:t>The Red Queen</w:t>
       </w:r>
     </w:p>
     <w:p>
-      <w:pPr/>
+      <w:pPr>
+        <w:ind w:left="0" w:right="0" w:firstLine="0"/>
+        <w:jc w:val="center"/>
+      </w:pPr>
       <w:r>
         <w:t>The most influential modern explanation comes from an unexpected source: parasites.</w:t>
       </w:r>
-    </w:p>
-    <w:p>
-      <w:pPr/>
       <w:r>
-        <w:t xml:space="preserve">In </w:t>
+        <w:br/>
+        <w:br/>
+        <w:t>A parasite is a small organism that lives off a host's body and harms it.</w:t>
+      </w:r>
+      <w:r>
+        <w:br/>
+        <w:br/>
+        <w:t xml:space="preserve">Lewis Carroll wrote a sequel to </w:t>
+      </w:r>
+      <w:r>
+        <w:rPr>
+          <w:i/>
+        </w:rPr>
+        <w:t>Alice in Wonderland</w:t>
+      </w:r>
+      <w:r>
+        <w:t xml:space="preserve"> called </w:t>
       </w:r>
       <w:r>
         <w:rPr>
@@ -152,337 +330,737 @@
         <w:t>Through the Looking-Glass</w:t>
       </w:r>
       <w:r>
-        <w:t>, the Red Queen tells Alice that in her country you have to run as fast as you can just to stay in the same place.</w:t>
+        <w:t>.</w:t>
       </w:r>
-    </w:p>
-    <w:p>
-      <w:pPr/>
       <w:r>
-        <w:t>The evolutionary biologist Leigh Van Valen borrowed the image in 1973 to describe an arms race in which species are constantly adapting merely to keep pace with their enemies, who are adapting right back.</w:t>
+        <w:br/>
+        <w:br/>
+        <w:t>In it, the Red Queen tells Alice something odd.</w:t>
       </w:r>
-    </w:p>
-    <w:p>
-      <w:pPr/>
       <w:r>
-        <w:t>Applied to sex, the idea, developed further by William Hamilton and others, works like this.</w:t>
+        <w:br/>
+        <w:br/>
+        <w:t>In her country, you must run as fast as you can just to stay in the same place.</w:t>
       </w:r>
-    </w:p>
-    <w:p>
-      <w:pPr/>
       <w:r>
-        <w:t>A parasite, a bacterium, a virus, a fungus, evolves quickly to exploit whatever genotype is currently most common in its host population, because that is where the largest supply of victims is.</w:t>
+        <w:br/>
+        <w:br/>
+        <w:t xml:space="preserve">In 1973 the evolutionary biologist Leigh Van Valen borrowed that image for an idea now called the </w:t>
       </w:r>
-    </w:p>
-    <w:p>
-      <w:pPr/>
       <w:r>
-        <w:t>An asexual host that reproduces a fixed genotype presents a stationary target. Once a parasite cracks it, it can spread through the entire clone.</w:t>
+        <w:rPr>
+          <w:b/>
+        </w:rPr>
+        <w:t>Red Queen</w:t>
       </w:r>
-    </w:p>
-    <w:p>
-      <w:pPr/>
       <w:r>
-        <w:t>A sexual host constantly reshuffles its genetic combinations, producing offspring whose genotypes are new and unfamiliar to the parasites that were adapted to the parents.</w:t>
+        <w:t xml:space="preserve"> hypothesis.</w:t>
       </w:r>
-    </w:p>
-    <w:p>
-      <w:pPr/>
       <w:r>
-        <w:t>Sex, on this view, is not primarily about accumulating good mutations. It is about staying unpredictable.</w:t>
+        <w:br/>
+        <w:br/>
+        <w:t>It describes an arms race where species are constantly adapting just to keep up with their enemies.</w:t>
       </w:r>
-    </w:p>
-    <w:p>
-      <w:pPr/>
       <w:r>
-        <w:t>One of the cleanest tests comes from a small freshwater snail, the New Zealand mud snail, which reproduces both sexually and asexually depending on the population.</w:t>
+        <w:br/>
+        <w:br/>
+        <w:t>Those enemies, of course, are adapting right back.</w:t>
       </w:r>
-    </w:p>
-    <w:p>
-      <w:pPr/>
       <w:r>
-        <w:t>Researchers have found that sexual snails are more common exactly where infection by a castrating parasitic worm is most intense, and asexual clones dominate where the parasite is rare, matching the Red Queen's prediction closely.</w:t>
+        <w:br/>
+        <w:br/>
+        <w:t>The biologist William Hamilton and others later applied this same idea directly to sex.</w:t>
+      </w:r>
+      <w:r>
+        <w:br/>
+        <w:br/>
+        <w:t>Here is how it works.</w:t>
+      </w:r>
+      <w:r>
+        <w:br/>
+        <w:br/>
+        <w:t>A parasite, whether a bacterium, a virus, or a fungus, evolves quickly.</w:t>
+      </w:r>
+      <w:r>
+        <w:br/>
+        <w:br/>
+        <w:t>It learns to exploit whichever genetic type is currently most common in its host.</w:t>
+      </w:r>
+      <w:r>
+        <w:br/>
+        <w:br/>
+        <w:t>That type is the easiest target, simply because there are so many potential victims of that one kind.</w:t>
+      </w:r>
+      <w:r>
+        <w:br/>
+        <w:br/>
+        <w:t>An asexual host reproduces the same genotype, an organism's specific genetic makeup, over and over.</w:t>
+      </w:r>
+      <w:r>
+        <w:br/>
+        <w:br/>
+        <w:t>That means it presents parasites with a stationary target.</w:t>
+      </w:r>
+      <w:r>
+        <w:br/>
+        <w:br/>
+        <w:t>Once a parasite cracks that one genotype, it can spread through the host's entire clone.</w:t>
+      </w:r>
+      <w:r>
+        <w:br/>
+        <w:br/>
+        <w:t>A sexual host constantly reshuffles its genetic combinations instead.</w:t>
+      </w:r>
+      <w:r>
+        <w:br/>
+        <w:br/>
+        <w:t>Its offspring end up with genotypes that are new and unfamiliar to parasites that had adapted to the parents.</w:t>
+      </w:r>
+      <w:r>
+        <w:br/>
+        <w:br/>
+        <w:t>On this view, sex is not mainly about slowly building up good mutations.</w:t>
+      </w:r>
+      <w:r>
+        <w:br/>
+        <w:br/>
+        <w:t>It is about staying unpredictable enough that your enemies can never quite catch up.</w:t>
+      </w:r>
+      <w:r>
+        <w:br/>
+        <w:br/>
+        <w:t>One of the cleanest real-world tests involves a small freshwater snail, the New Zealand mud snail.</w:t>
+      </w:r>
+      <w:r>
+        <w:br/>
+        <w:br/>
+        <w:t>This snail reproduces both sexually and asexually, depending on the population.</w:t>
+      </w:r>
+      <w:r>
+        <w:br/>
+        <w:br/>
+        <w:t>Researchers found that sexual snails are most common exactly where a castrating parasitic worm infects the snails most heavily.</w:t>
+      </w:r>
+      <w:r>
+        <w:br/>
+        <w:br/>
+        <w:t>Asexual clones, meanwhile, dominate where that same parasite is rare.</w:t>
+      </w:r>
+      <w:r>
+        <w:br/>
+        <w:br/>
+        <w:t>That is exactly what the Red Queen idea predicts.</w:t>
       </w:r>
     </w:p>
     <w:p>
       <w:pPr>
         <w:pStyle w:val="Heading1"/>
+        <w:ind w:left="0" w:right="0" w:firstLine="0"/>
+        <w:jc w:val="center"/>
       </w:pPr>
       <w:r>
         <w:t>The Scandal of the Rotifers</w:t>
       </w:r>
     </w:p>
     <w:p>
-      <w:pPr/>
+      <w:pPr>
+        <w:ind w:left="0" w:right="0" w:firstLine="0"/>
+        <w:jc w:val="center"/>
+      </w:pPr>
       <w:r>
-        <w:t>If sex is so necessary, some animal ought to prove the rule by breaking it and paying the price.</w:t>
+        <w:t>If sex is truly this necessary, some animal ought to break the rule and pay for it.</w:t>
       </w:r>
-    </w:p>
-    <w:p>
-      <w:pPr/>
       <w:r>
-        <w:t>Bdelloid rotifers are microscopic freshwater animals that appear to have abandoned sex entirely, with no males ever observed, for tens of millions of years.</w:t>
+        <w:br/>
+        <w:br/>
+        <w:t>Bdelloid rotifers, tiny freshwater animals you would need a microscope to see, appear to have dropped sex completely.</w:t>
       </w:r>
-    </w:p>
-    <w:p>
-      <w:pPr/>
       <w:r>
-        <w:t>By the logic of Muller's ratchet and the Red Queen, they should have degenerated into an evolutionary dead end long ago.</w:t>
+        <w:br/>
+        <w:br/>
+        <w:t>No male bdelloid rotifer has ever been observed.</w:t>
       </w:r>
-    </w:p>
-    <w:p>
-      <w:pPr/>
       <w:r>
-        <w:t>They have not. There are hundreds of species of bdelloid rotifer, thriving in ponds, gutters, and the film of water on damp moss.</w:t>
+        <w:br/>
+        <w:br/>
+        <w:t>This has been true for tens of millions of years, back to before the dinosaurs went extinct.</w:t>
       </w:r>
-    </w:p>
-    <w:p>
-      <w:pPr/>
       <w:r>
-        <w:t>Biologists sometimes call this the scandal of the rotifers, because it is a genuine puzzle for theories of why sex exists.</w:t>
+        <w:br/>
+        <w:br/>
+        <w:t>By the logic of Muller's ratchet and the Red Queen, this group should have quietly died out long ago.</w:t>
       </w:r>
-    </w:p>
-    <w:p>
-      <w:pPr/>
       <w:r>
-        <w:t>Part of the answer may lie in an unusual talent. Bdelloid rotifers can survive being completely dried out, and drying shatters their DNA into pieces. When they rehydrate, they must repair the damage, and in doing so they appear to pick up stray DNA from their surroundings, including from bacteria and fungi, at rates far higher than most animals.</w:t>
+        <w:br/>
+        <w:br/>
+        <w:t>It has not.</w:t>
       </w:r>
-    </w:p>
-    <w:p>
-      <w:pPr/>
       <w:r>
-        <w:t>This may give them a substitute for sexual shuffling: not genes from a mate, but genes scavenged from the environment.</w:t>
+        <w:br/>
+        <w:br/>
+        <w:t>There are hundreds of species of bdelloid rotifer, thriving today in ponds, gutters, and the thin film of water on damp moss.</w:t>
       </w:r>
-    </w:p>
-    <w:p>
-      <w:pPr/>
       <w:r>
-        <w:t>The case is not fully closed. It stands as a reminder that a good theory should be able to survive its exceptions, not merely ignore them.</w:t>
+        <w:br/>
+        <w:br/>
+        <w:t>Biologists sometimes call this puzzle the scandal of the rotifers.</w:t>
+      </w:r>
+      <w:r>
+        <w:br/>
+        <w:br/>
+        <w:t>It is a genuine challenge to theories about why sex exists.</w:t>
+      </w:r>
+      <w:r>
+        <w:br/>
+        <w:br/>
+        <w:t>Part of the answer may be an unusual talent these animals have.</w:t>
+      </w:r>
+      <w:r>
+        <w:br/>
+        <w:br/>
+        <w:t>Bdelloid rotifers can survive being completely dried out, even though drying shatters their DNA into pieces.</w:t>
+      </w:r>
+      <w:r>
+        <w:br/>
+        <w:br/>
+        <w:t>When they rehydrate, they have to repair that shattered DNA.</w:t>
+      </w:r>
+      <w:r>
+        <w:br/>
+        <w:br/>
+        <w:t>While doing so, they seem to pick up stray DNA from their surroundings, including from bacteria and fungi.</w:t>
+      </w:r>
+      <w:r>
+        <w:br/>
+        <w:br/>
+        <w:t>They do this at rates far higher than most animals.</w:t>
+      </w:r>
+      <w:r>
+        <w:br/>
+        <w:br/>
+        <w:t>That scavenged DNA may work as a substitute for sexual shuffling.</w:t>
+      </w:r>
+      <w:r>
+        <w:br/>
+        <w:br/>
+        <w:t>It is new genetic material, not from a mate, but borrowed from the environment instead.</w:t>
+      </w:r>
+      <w:r>
+        <w:br/>
+        <w:br/>
+        <w:t>The case is not fully closed, and scientists are still testing it.</w:t>
+      </w:r>
+      <w:r>
+        <w:br/>
+        <w:br/>
+        <w:t>It is a useful reminder that a good theory should survive its exceptions, not just ignore them.</w:t>
       </w:r>
     </w:p>
     <w:p>
       <w:pPr>
         <w:pStyle w:val="Heading1"/>
+        <w:ind w:left="0" w:right="0" w:firstLine="0"/>
+        <w:jc w:val="center"/>
       </w:pPr>
       <w:r>
         <w:t>Darwin's Second Strange Idea</w:t>
       </w:r>
     </w:p>
     <w:p>
-      <w:pPr/>
+      <w:pPr>
+        <w:ind w:left="0" w:right="0" w:firstLine="0"/>
+        <w:jc w:val="center"/>
+      </w:pPr>
       <w:r>
-        <w:t>Natural selection explains why a trait that helps survival spreads.</w:t>
+        <w:t>Natural selection explains why a helpful trait spreads through a population.</w:t>
       </w:r>
-    </w:p>
-    <w:p>
-      <w:pPr/>
       <w:r>
-        <w:t>It does not obviously explain the peacock's tail, an ornament so large and conspicuous that it makes the bird slower and easier for a predator to catch.</w:t>
+        <w:br/>
+        <w:br/>
+        <w:t>It does not obviously explain the peacock's tail.</w:t>
       </w:r>
-    </w:p>
-    <w:p>
-      <w:pPr/>
       <w:r>
-        <w:t>Darwin noticed the problem and, in 1871, proposed a second selective process alongside natural selection: sexual selection, in which traits spread not because they help an individual survive but because they help it attract mates or outcompete rivals for them.</w:t>
+        <w:br/>
+        <w:br/>
+        <w:t>That tail is an ornament so large and showy that it makes the bird slower and easier for a predator to catch.</w:t>
       </w:r>
-    </w:p>
-    <w:p>
-      <w:pPr/>
       <w:r>
-        <w:t>A peacock's tail is a message to peahens, and if peahens prefer larger tails, males with larger tails leave more descendants, regardless of the survival cost.</w:t>
+        <w:br/>
+        <w:br/>
+        <w:t>Charles Darwin, the naturalist who first laid out natural selection, noticed this problem himself.</w:t>
       </w:r>
-    </w:p>
-    <w:p>
-      <w:pPr/>
       <w:r>
-        <w:t>The geneticist Ronald Fisher, already met in Chapter 8, showed mathematically in the 1930s how such a preference could run away with itself. If peahens who prefer big tails have sons with big tails and daughters who also prefer big tails, the preference and the trait can amplify each other in a feedback loop, producing ornaments that go far beyond anything survival alone would explain.</w:t>
+        <w:br/>
+        <w:br/>
+        <w:t xml:space="preserve">In 1871 he proposed a second selective process alongside natural selection, one he called </w:t>
       </w:r>
-    </w:p>
-    <w:p>
-      <w:pPr/>
       <w:r>
-        <w:t>A different, and still debated, explanation was proposed by Amotz Zahavi in 1975. His handicap principle suggests that an extravagant, costly ornament is an honest signal precisely because it is costly. Only a genuinely healthy, well-fed male can afford to grow and carry a tail that large and still survive. A weak male could not fake it convincingly.</w:t>
+        <w:rPr>
+          <w:b/>
+        </w:rPr>
+        <w:t>sexual selection</w:t>
       </w:r>
-    </w:p>
-    <w:p>
-      <w:pPr/>
       <w:r>
-        <w:t>Both ideas have supporting evidence in different species. The general question, whether ornaments mainly reflect Fisherian runaway preference or Zahavian honest signaling, remains one of the liveliest in the field.</w:t>
+        <w:t>.</w:t>
+      </w:r>
+      <w:r>
+        <w:br/>
+        <w:br/>
+        <w:t>In sexual selection, a trait spreads not because it helps an individual survive.</w:t>
+      </w:r>
+      <w:r>
+        <w:br/>
+        <w:br/>
+        <w:t>It spreads because it helps that individual attract mates, or beat rivals to them.</w:t>
+      </w:r>
+      <w:r>
+        <w:br/>
+        <w:br/>
+        <w:t>A peacock's tail, in other words, is really a message aimed at peahens.</w:t>
+      </w:r>
+      <w:r>
+        <w:br/>
+        <w:br/>
+        <w:t>If peahens prefer larger tails, males with larger tails leave more descendants.</w:t>
+      </w:r>
+      <w:r>
+        <w:br/>
+        <w:br/>
+        <w:t>That happens no matter the survival cost of carrying that tail around.</w:t>
+      </w:r>
+      <w:r>
+        <w:br/>
+        <w:br/>
+        <w:t>Ronald Fisher, a mathematician and geneticist you may remember from earlier in the book, tackled this puzzle.</w:t>
+      </w:r>
+      <w:r>
+        <w:br/>
+        <w:br/>
+        <w:t>In the 1930s he showed how such a preference could spiral out of control.</w:t>
+      </w:r>
+      <w:r>
+        <w:br/>
+        <w:br/>
+        <w:t>Suppose peahens that prefer big tails tend to have sons with big tails, and daughters who also prefer big tails.</w:t>
+      </w:r>
+      <w:r>
+        <w:br/>
+        <w:br/>
+        <w:t>The preference and the trait then amplify each other in a feedback loop.</w:t>
+      </w:r>
+      <w:r>
+        <w:br/>
+        <w:br/>
+        <w:t>The result: ornaments far more extreme than survival alone would ever explain.</w:t>
+      </w:r>
+      <w:r>
+        <w:br/>
+        <w:br/>
+        <w:t>A different, and still debated, explanation came from the biologist Amotz Zahavi in 1975.</w:t>
+      </w:r>
+      <w:r>
+        <w:br/>
+        <w:br/>
+        <w:t xml:space="preserve">His idea, the </w:t>
+      </w:r>
+      <w:r>
+        <w:rPr>
+          <w:b/>
+        </w:rPr>
+        <w:t>handicap principle</w:t>
+      </w:r>
+      <w:r>
+        <w:t>, suggests that an extravagant, costly ornament works as an honest signal precisely because it is so costly.</w:t>
+      </w:r>
+      <w:r>
+        <w:br/>
+        <w:br/>
+        <w:t>Only a genuinely healthy, well-fed male can afford to grow a tail that large and still survive.</w:t>
+      </w:r>
+      <w:r>
+        <w:br/>
+        <w:br/>
+        <w:t>A weak male could not fake it convincingly, so the signal can be trusted.</w:t>
+      </w:r>
+      <w:r>
+        <w:br/>
+        <w:br/>
+        <w:t>Both ideas have supporting evidence in different species.</w:t>
+      </w:r>
+      <w:r>
+        <w:br/>
+        <w:br/>
+        <w:t>Whether ornaments mainly reflect Fisher's runaway preference, or Zahavi's honest signaling, remains one of the liveliest open questions in the field.</w:t>
       </w:r>
     </w:p>
     <w:p>
       <w:pPr>
         <w:pStyle w:val="Heading1"/>
+        <w:ind w:left="0" w:right="0" w:firstLine="0"/>
+        <w:jc w:val="center"/>
       </w:pPr>
       <w:r>
         <w:t>When Interests Collide</w:t>
       </w:r>
     </w:p>
     <w:p>
-      <w:pPr/>
+      <w:pPr>
+        <w:ind w:left="0" w:right="0" w:firstLine="0"/>
+        <w:jc w:val="center"/>
+      </w:pPr>
       <w:r>
-        <w:t>Sexual selection does not require that the two sexes want the same thing.</w:t>
+        <w:t>Sexual selection does not require that both sexes want the same thing.</w:t>
       </w:r>
-    </w:p>
-    <w:p>
-      <w:pPr/>
       <w:r>
-        <w:t>Where a male can improve his reproductive success by mating with many females, and a female's success depends more on the quality of care each offspring receives, the two sexes can be pulled in different directions, a situation biologists call sexual conflict.</w:t>
+        <w:br/>
+        <w:br/>
+        <w:t>A male can often improve his reproductive success simply by mating with many females.</w:t>
       </w:r>
-    </w:p>
-    <w:p>
-      <w:pPr/>
       <w:r>
-        <w:t>In some insects, males have evolved mating behaviors that reduce the female's ability to remate with other males, at some cost to her own health or lifespan. In response, females in the same lineages sometimes evolve counter-adaptations that reduce the harm.</w:t>
+        <w:br/>
+        <w:br/>
+        <w:t>A female's success, by contrast, often depends more on how much care each of her offspring receives.</w:t>
       </w:r>
-    </w:p>
-    <w:p>
-      <w:pPr/>
       <w:r>
-        <w:t>This is, in effect, an arms race between the sexes rather than between species, running inside the same population.</w:t>
+        <w:br/>
+        <w:br/>
+        <w:t>The two sexes can end up pulled in different directions.</w:t>
+      </w:r>
+      <w:r>
+        <w:br/>
+        <w:br/>
+        <w:t xml:space="preserve">Biologists call this a </w:t>
+      </w:r>
+      <w:r>
+        <w:rPr>
+          <w:b/>
+        </w:rPr>
+        <w:t>sexual conflict</w:t>
+      </w:r>
+      <w:r>
+        <w:t>.</w:t>
+      </w:r>
+      <w:r>
+        <w:br/>
+        <w:br/>
+        <w:t>In some insects, males have evolved mating behaviors that make it harder for a female to remate with other males.</w:t>
+      </w:r>
+      <w:r>
+        <w:br/>
+        <w:br/>
+        <w:t>This can come at a real cost to her own health or lifespan.</w:t>
+      </w:r>
+      <w:r>
+        <w:br/>
+        <w:br/>
+        <w:t>Females in the same lineages have sometimes evolved counter-adaptations in response, ones that reduce that harm.</w:t>
+      </w:r>
+      <w:r>
+        <w:br/>
+        <w:br/>
+        <w:t>In effect, this is an arms race between the two sexes, rather than between two different species.</w:t>
+      </w:r>
+      <w:r>
+        <w:br/>
+        <w:br/>
+        <w:t>It runs inside a single population, generation after generation.</w:t>
       </w:r>
     </w:p>
     <w:p>
       <w:pPr>
         <w:pStyle w:val="Heading1"/>
+        <w:ind w:left="0" w:right="0" w:firstLine="0"/>
+        <w:jc w:val="center"/>
       </w:pPr>
       <w:r>
         <w:t>Why Two Sexes, and Not One or a Thousand</w:t>
       </w:r>
     </w:p>
     <w:p>
-      <w:pPr/>
+      <w:pPr>
+        <w:ind w:left="0" w:right="0" w:firstLine="0"/>
+        <w:jc w:val="center"/>
+      </w:pPr>
       <w:r>
-        <w:t>There is a still deeper question sex raises. Why are there two sexes, rather than one, or many?</w:t>
+        <w:t>There is a still deeper question lurking here.</w:t>
       </w:r>
-    </w:p>
-    <w:p>
-      <w:pPr/>
       <w:r>
-        <w:t>The likely answer starts with a difference in strategy for the sex cells themselves.</w:t>
+        <w:br/>
+        <w:br/>
+        <w:t>Why are there two sexes, rather than one, or many?</w:t>
       </w:r>
-    </w:p>
-    <w:p>
-      <w:pPr/>
       <w:r>
-        <w:t>Imagine an ancestral organism whose reproductive cells were all roughly the same size. There would be two competing strategies available: make a few large cells stocked with resources for the offspring, or make many small cells that cost almost nothing individually but can be produced in vast numbers.</w:t>
+        <w:br/>
+        <w:br/>
+        <w:t>The likely answer starts with a difference in strategy for sex cells themselves.</w:t>
       </w:r>
-    </w:p>
-    <w:p>
-      <w:pPr/>
       <w:r>
-        <w:t>A mix of the two strategies is unstable, because a cell that is large enough to carry resources but small enough to be cheap does neither job well.</w:t>
+        <w:br/>
+        <w:br/>
+        <w:t>Sex cells are the specialized cells, like eggs and sperm, that combine to make offspring.</w:t>
       </w:r>
-    </w:p>
-    <w:p>
-      <w:pPr/>
       <w:r>
-        <w:t>Selection tends to push the population toward two specialized extremes: large, resource-rich cells, which we call eggs, and small, numerous, mobile cells optimized for reaching an egg first, which we call sperm.</w:t>
+        <w:br/>
+        <w:br/>
+        <w:t>Imagine an ancestral organism whose sex cells all started out roughly the same size.</w:t>
       </w:r>
-    </w:p>
-    <w:p>
-      <w:pPr/>
       <w:r>
-        <w:t>Once that split happens, two sexes exist by definition, because the two cell types are wired to seek their opposite.</w:t>
+        <w:br/>
+        <w:br/>
+        <w:t>Two competing strategies would be available to it.</w:t>
       </w:r>
-    </w:p>
-    <w:p>
-      <w:pPr/>
       <w:r>
-        <w:t>More than two mating types do exist in nature, notably in some fungi, but among animals the eggs-and-sperm logic keeps the answer at two.</w:t>
+        <w:br/>
+        <w:br/>
+        <w:t>One is to make a few large cells, well stocked with resources for the offspring.</w:t>
+      </w:r>
+      <w:r>
+        <w:br/>
+        <w:br/>
+        <w:t>The other is to make many small, cheap cells that cost almost nothing individually.</w:t>
+      </w:r>
+      <w:r>
+        <w:br/>
+        <w:br/>
+        <w:t>A middle-of-the-road strategy turns out to be unstable.</w:t>
+      </w:r>
+      <w:r>
+        <w:br/>
+        <w:br/>
+        <w:t>A cell that is large enough to carry resources, but small enough to stay cheap, ends up doing neither job well.</w:t>
+      </w:r>
+      <w:r>
+        <w:br/>
+        <w:br/>
+        <w:t>So selection tends to push a population toward two specialized extremes instead.</w:t>
+      </w:r>
+      <w:r>
+        <w:br/>
+        <w:br/>
+        <w:t>One extreme is large, resource-rich cells, which we call eggs.</w:t>
+      </w:r>
+      <w:r>
+        <w:br/>
+        <w:br/>
+        <w:t>The other is small, numerous, mobile cells built for reaching an egg first, which we call sperm.</w:t>
+      </w:r>
+      <w:r>
+        <w:br/>
+        <w:br/>
+        <w:t>Once that split happens, two sexes exist by definition.</w:t>
+      </w:r>
+      <w:r>
+        <w:br/>
+        <w:br/>
+        <w:t>Each cell type is simply built to seek out its opposite.</w:t>
+      </w:r>
+      <w:r>
+        <w:br/>
+        <w:br/>
+        <w:t>More than two mating types do exist in nature, notably in some fungi.</w:t>
+      </w:r>
+      <w:r>
+        <w:br/>
+        <w:br/>
+        <w:t>Among animals, though, the basic logic of eggs and sperm keeps the answer at two.</w:t>
       </w:r>
     </w:p>
     <w:p>
       <w:pPr>
         <w:pStyle w:val="Heading1"/>
+        <w:ind w:left="0" w:right="0" w:firstLine="0"/>
+        <w:jc w:val="center"/>
       </w:pPr>
       <w:r>
         <w:t>How an Embryo Decides</w:t>
       </w:r>
     </w:p>
     <w:p>
-      <w:pPr/>
+      <w:pPr>
+        <w:ind w:left="0" w:right="0" w:firstLine="0"/>
+        <w:jc w:val="center"/>
+      </w:pPr>
       <w:r>
-        <w:t>Given two sexes, how does an individual embryo end up as one or the other?</w:t>
+        <w:t>Given two sexes, how does any one embryo end up as one or the other?</w:t>
       </w:r>
-    </w:p>
-    <w:p>
-      <w:pPr/>
       <w:r>
-        <w:t>The answer varies wildly across the living world, and the variety is a good reminder that evolution rarely settles on one solution when several work.</w:t>
+        <w:br/>
+        <w:br/>
+        <w:t>The answer varies wildly across the living world.</w:t>
       </w:r>
-    </w:p>
-    <w:p>
-      <w:pPr/>
       <w:r>
-        <w:t>In humans and most mammals, sex is set by chromosomes: two X chromosomes typically produce a female, one X and one Y typically produce a male.</w:t>
+        <w:br/>
+        <w:br/>
+        <w:t>That variety is a good reminder that evolution rarely settles on just one solution when several would work.</w:t>
       </w:r>
-    </w:p>
-    <w:p>
-      <w:pPr/>
       <w:r>
-        <w:t>Birds use a related but reversed system, with females carrying the mismatched pair.</w:t>
+        <w:br/>
+        <w:br/>
+        <w:t>In humans and most mammals, sex is set by chromosomes, the thread-like structures that carry an organism's genes.</w:t>
       </w:r>
-    </w:p>
-    <w:p>
-      <w:pPr/>
       <w:r>
-        <w:t>In many reptiles, sex is set not by chromosomes at all but by temperature during incubation. In most turtles, cooler nests tend to produce males and warmer nests tend to produce females, though the specific pattern and its direction vary by species. Conservationists tracking sea turtle populations now worry about the effect of a warming climate on the sex ratio of hatchlings.</w:t>
+        <w:br/>
+        <w:br/>
+        <w:t>Two X chromosomes typically produce a female.</w:t>
       </w:r>
-    </w:p>
-    <w:p>
-      <w:pPr/>
       <w:r>
-        <w:t>Some fish change sex during their lifetime, starting as one and switching to the other depending on their size or their position in the local social hierarchy.</w:t>
+        <w:br/>
+        <w:br/>
+        <w:t>One X and one Y typically produce a male.</w:t>
       </w:r>
-    </w:p>
-    <w:p>
-      <w:pPr/>
       <w:r>
-        <w:t>None of these systems is more correct than another. Each is simply whatever worked, in that lineage, given the materials evolution had to tinker with.</w:t>
+        <w:br/>
+        <w:br/>
+        <w:t>Birds use a related system, but reversed: in birds, it is the females who carry the mismatched pair.</w:t>
+      </w:r>
+      <w:r>
+        <w:br/>
+        <w:br/>
+        <w:t>In many reptiles, sex is not set by chromosomes at all.</w:t>
+      </w:r>
+      <w:r>
+        <w:br/>
+        <w:br/>
+        <w:t>It is set instead by temperature during incubation.</w:t>
+      </w:r>
+      <w:r>
+        <w:br/>
+        <w:br/>
+        <w:t>In most turtles, cooler nests tend to produce males, and warmer nests tend to produce females.</w:t>
+      </w:r>
+      <w:r>
+        <w:br/>
+        <w:br/>
+        <w:t>The exact pattern varies by species.</w:t>
+      </w:r>
+      <w:r>
+        <w:br/>
+        <w:br/>
+        <w:t>Conservationists tracking sea turtle populations now worry about what a warming climate could do to the sex ratio of hatchlings.</w:t>
+      </w:r>
+      <w:r>
+        <w:br/>
+        <w:br/>
+        <w:t>Some fish even change sex during their lifetime.</w:t>
+      </w:r>
+      <w:r>
+        <w:br/>
+        <w:br/>
+        <w:t>They start out as one sex and switch to the other.</w:t>
+      </w:r>
+      <w:r>
+        <w:br/>
+        <w:br/>
+        <w:t>The switch can depend on their size, or on their position in the local social hierarchy.</w:t>
+      </w:r>
+      <w:r>
+        <w:br/>
+        <w:br/>
+        <w:t>None of these systems is more “correct” than another.</w:t>
+      </w:r>
+      <w:r>
+        <w:br/>
+        <w:br/>
+        <w:t>Each is simply whatever worked, in that particular lineage, given the materials evolution happened to have on hand.</w:t>
       </w:r>
     </w:p>
     <w:p>
       <w:pPr>
         <w:pStyle w:val="Heading1"/>
+        <w:ind w:left="0" w:right="0" w:firstLine="0"/>
+        <w:jc w:val="center"/>
       </w:pPr>
       <w:r>
         <w:t>The Evolutionary Punchline</w:t>
       </w:r>
     </w:p>
     <w:p>
-      <w:pPr/>
+      <w:pPr>
+        <w:ind w:left="0" w:right="0" w:firstLine="0"/>
+        <w:jc w:val="center"/>
+      </w:pPr>
       <w:r>
-        <w:t>By the arithmetic alone, sex should have been abandoned long ago. It halves your reproductive rate and requires you to find, court, and share your genome with a partner.</w:t>
+        <w:t>By the arithmetic alone, sex should have been abandoned long ago.</w:t>
       </w:r>
-    </w:p>
-    <w:p>
-      <w:pPr/>
       <w:r>
-        <w:t>What it buys, apparently, is unpredictability: a hand of cards reshuffled every generation, fast enough to keep ahead of parasites that would otherwise crack a fixed genotype and spread through an entire population at once.</w:t>
+        <w:br/>
+        <w:br/>
+        <w:t>It halves your reproductive rate.</w:t>
       </w:r>
-    </w:p>
-    <w:p>
-      <w:pPr/>
       <w:r>
-        <w:t>It also opened a second front of selection, sexual selection, which has produced some of the most extravagant structures and behaviors in the living world, from a tail no predator would design to conflicts that run inside a single mating.</w:t>
+        <w:br/>
+        <w:br/>
+        <w:t>It also requires you to find, court, and share your genome with a partner.</w:t>
       </w:r>
-    </w:p>
-    <w:p>
-      <w:pPr/>
       <w:r>
-        <w:t>And it left the question of how an embryo becomes one sex or the other to be answered a dozen different ways, by chromosomes, by heat, by social rank, depending on which lineage got there first.</w:t>
+        <w:br/>
+        <w:br/>
+        <w:t>What sex apparently buys instead is unpredictability: a hand of cards reshuffled every single generation.</w:t>
       </w:r>
-    </w:p>
-    <w:p>
-      <w:pPr/>
       <w:r>
-        <w:t>Two sexes. One shared root, in the economics of a large cell versus a small one.</w:t>
+        <w:br/>
+        <w:br/>
+        <w:t>That is fast enough to keep ahead of parasites.</w:t>
       </w:r>
-    </w:p>
-    <w:p>
-      <w:pPr/>
       <w:r>
-        <w:t>An expensive habit, kept for four billion years, apparently because staying unpredictable was worth the cost.</w:t>
+        <w:br/>
+        <w:br/>
+        <w:t>Otherwise, a single parasite could crack a fixed genotype and sweep through an entire population at once.</w:t>
+      </w:r>
+      <w:r>
+        <w:br/>
+        <w:br/>
+        <w:t>Sex also opened a second front of selection: sexual selection.</w:t>
+      </w:r>
+      <w:r>
+        <w:br/>
+        <w:br/>
+        <w:t>That second front has produced some of the most extravagant structures and behaviors in the living world.</w:t>
+      </w:r>
+      <w:r>
+        <w:br/>
+        <w:br/>
+        <w:t>Some of it is a tail no sensible engineer would ever design.</w:t>
+      </w:r>
+      <w:r>
+        <w:br/>
+        <w:br/>
+        <w:t>Some of it is a conflict that runs inside a single mating.</w:t>
+      </w:r>
+      <w:r>
+        <w:br/>
+        <w:br/>
+        <w:t>And sex left one more question open: how does an embryo become one sex or the other?</w:t>
+      </w:r>
+      <w:r>
+        <w:br/>
+        <w:br/>
+        <w:t>It gets answered a dozen different ways, by chromosomes, by heat, by social rank, depending on which lineage got there first.</w:t>
+      </w:r>
+      <w:r>
+        <w:br/>
+        <w:br/>
+        <w:t>Two sexes, one shared root: the simple economics of a large cell versus a small one.</w:t>
+      </w:r>
+      <w:r>
+        <w:br/>
+        <w:br/>
+        <w:t>Sex has been kept for roughly four billion years, which is nearly all of life's history on Earth.</w:t>
+      </w:r>
+      <w:r>
+        <w:br/>
+        <w:br/>
+        <w:t>Shrink that whole four-billion-year history down to a single calendar year.</w:t>
+      </w:r>
+      <w:r>
+        <w:br/>
+        <w:br/>
+        <w:t>Sex would still have been around for months of that year, not just the final days.</w:t>
+      </w:r>
+      <w:r>
+        <w:br/>
+        <w:br/>
+        <w:t>It seems to have lasted this long for one reason: staying unpredictable was worth an awfully expensive price.</w:t>
       </w:r>
     </w:p>
     <w:sectPr>
@@ -927,12 +1505,12 @@
       <w:outlineLvl w:val="0"/>
     </w:pPr>
     <w:rPr>
-      <w:rFonts w:asciiTheme="majorHAnsi" w:eastAsiaTheme="majorEastAsia" w:hAnsiTheme="majorHAnsi" w:cstheme="majorBidi" w:ascii="Georgia" w:hAnsi="Georgia"/>
+      <w:rFonts w:ascii="Amazon Ember" w:hAnsi="Amazon Ember" w:cs="Amazon Ember"/>
       <w:b/>
       <w:bCs/>
-      <w:color w:val="365F91" w:themeColor="accent1" w:themeShade="BF"/>
-      <w:sz w:val="30"/>
-      <w:szCs w:val="28"/>
+      <w:color w:val="0000FF"/>
+      <w:sz w:val="36"/>
+      <w:szCs w:val="36"/>
     </w:rPr>
   </w:style>
   <w:style w:type="paragraph" w:styleId="Heading2">
@@ -1217,13 +1795,11 @@
       <w:jc w:val="center"/>
     </w:pPr>
     <w:rPr>
-      <w:rFonts w:asciiTheme="majorHAnsi" w:eastAsiaTheme="majorEastAsia" w:hAnsiTheme="majorHAnsi" w:cstheme="majorBidi" w:ascii="Georgia" w:hAnsi="Georgia"/>
+      <w:rFonts w:ascii="Amazon Ember" w:hAnsi="Amazon Ember" w:cs="Amazon Ember"/>
       <w:b/>
-      <w:color w:val="17365D" w:themeColor="text2" w:themeShade="BF"/>
-      <w:spacing w:val="5"/>
-      <w:kern w:val="28"/>
-      <w:sz w:val="40"/>
-      <w:szCs w:val="52"/>
+      <w:color w:val="0000FF"/>
+      <w:sz w:val="36"/>
+      <w:szCs w:val="36"/>
     </w:rPr>
   </w:style>
   <w:style w:type="character" w:customStyle="1" w:styleId="TitleChar">
